--- a/1.challenges_and_solutions.docx
+++ b/1.challenges_and_solutions.docx
@@ -447,21 +447,12 @@
               </w:rPr>
               <w:t xml:space="preserve"> </w:t>
             </w:r>
-            <w:proofErr w:type="gramStart"/>
-            <w:r>
-              <w:rPr>
-                <w:sz w:val="20"/>
-                <w:szCs w:val="20"/>
-              </w:rPr>
-              <w:t>has to</w:t>
-            </w:r>
-            <w:proofErr w:type="gramEnd"/>
-            <w:r>
-              <w:rPr>
-                <w:sz w:val="20"/>
-                <w:szCs w:val="20"/>
-              </w:rPr>
-              <w:t xml:space="preserve"> be </w:t>
+            <w:r>
+              <w:rPr>
+                <w:sz w:val="20"/>
+                <w:szCs w:val="20"/>
+              </w:rPr>
+              <w:t xml:space="preserve">has to be </w:t>
             </w:r>
             <w:r>
               <w:rPr>
@@ -2244,12 +2235,55 @@
             </w:r>
             <w:r>
               <w:rPr>
+                <w:sz w:val="20"/>
+                <w:szCs w:val="20"/>
+              </w:rPr>
+              <w:t>‘</w:t>
+            </w:r>
+            <w:r>
+              <w:rPr>
                 <w:b/>
                 <w:bCs/>
                 <w:sz w:val="20"/>
                 <w:szCs w:val="20"/>
               </w:rPr>
-              <w:t>Ethnicities_OMOP.xlsx</w:t>
+              <w:t>2.e</w:t>
+            </w:r>
+            <w:r>
+              <w:rPr>
+                <w:b/>
+                <w:bCs/>
+                <w:sz w:val="20"/>
+                <w:szCs w:val="20"/>
+              </w:rPr>
+              <w:t>thnicities_</w:t>
+            </w:r>
+            <w:r>
+              <w:rPr>
+                <w:b/>
+                <w:bCs/>
+                <w:sz w:val="20"/>
+                <w:szCs w:val="20"/>
+              </w:rPr>
+              <w:t>omop</w:t>
+            </w:r>
+            <w:r>
+              <w:rPr>
+                <w:b/>
+                <w:bCs/>
+                <w:sz w:val="20"/>
+                <w:szCs w:val="20"/>
+              </w:rPr>
+              <w:t>.xlsx</w:t>
+            </w:r>
+            <w:r>
+              <w:rPr>
+                <w:b/>
+                <w:bCs/>
+                <w:sz w:val="20"/>
+                <w:szCs w:val="20"/>
+              </w:rPr>
+              <w:t>’</w:t>
             </w:r>
             <w:r>
               <w:rPr>
@@ -2589,7 +2623,6 @@
               </w:rPr>
               <w:t xml:space="preserve"> and </w:t>
             </w:r>
-            <w:proofErr w:type="spellStart"/>
             <w:r>
               <w:rPr>
                 <w:b/>
@@ -2608,7 +2641,6 @@
               </w:rPr>
               <w:t>_event</w:t>
             </w:r>
-            <w:proofErr w:type="spellEnd"/>
             <w:r>
               <w:rPr>
                 <w:sz w:val="20"/>
@@ -2623,7 +2655,7 @@
               </w:rPr>
               <w:t xml:space="preserve"> Follow the format at: </w:t>
             </w:r>
-            <w:hyperlink r:id="rId8" w:history="1">
+            <w:hyperlink r:id="rId8" w:anchor="episode" w:history="1">
               <w:r>
                 <w:rPr>
                   <w:rStyle w:val="Hyperlink"/>
@@ -8246,20 +8278,20 @@
 </file>
 
 <file path=customXml/item1.xml><?xml version="1.0" encoding="utf-8"?>
-<p:properties xmlns:p="http://schemas.microsoft.com/office/2006/metadata/properties" xmlns:xsi="http://www.w3.org/2001/XMLSchema-instance" xmlns:pc="http://schemas.microsoft.com/office/infopath/2007/PartnerControls">
-  <documentManagement>
-    <_activity xmlns="7e01348e-2713-4ab2-8fde-1d3349966a9a" xsi:nil="true"/>
-  </documentManagement>
-</p:properties>
-</file>
-
-<file path=customXml/item2.xml><?xml version="1.0" encoding="utf-8"?>
 <?mso-contentType ?>
 <FormTemplates xmlns="http://schemas.microsoft.com/sharepoint/v3/contenttype/forms">
   <Display>DocumentLibraryForm</Display>
   <Edit>DocumentLibraryForm</Edit>
   <New>DocumentLibraryForm</New>
 </FormTemplates>
+</file>
+
+<file path=customXml/item2.xml><?xml version="1.0" encoding="utf-8"?>
+<p:properties xmlns:p="http://schemas.microsoft.com/office/2006/metadata/properties" xmlns:xsi="http://www.w3.org/2001/XMLSchema-instance" xmlns:pc="http://schemas.microsoft.com/office/infopath/2007/PartnerControls">
+  <documentManagement>
+    <_activity xmlns="7e01348e-2713-4ab2-8fde-1d3349966a9a" xsi:nil="true"/>
+  </documentManagement>
+</p:properties>
 </file>
 
 <file path=customXml/item3.xml><?xml version="1.0" encoding="utf-8"?>
@@ -8516,19 +8548,19 @@
 </file>
 
 <file path=customXml/itemProps1.xml><?xml version="1.0" encoding="utf-8"?>
+<ds:datastoreItem xmlns:ds="http://schemas.openxmlformats.org/officeDocument/2006/customXml" ds:itemID="{CC6582A4-9268-49EA-8942-AA726B4C5DBC}">
+  <ds:schemaRefs>
+    <ds:schemaRef ds:uri="http://schemas.microsoft.com/sharepoint/v3/contenttype/forms"/>
+  </ds:schemaRefs>
+</ds:datastoreItem>
+</file>
+
+<file path=customXml/itemProps2.xml><?xml version="1.0" encoding="utf-8"?>
 <ds:datastoreItem xmlns:ds="http://schemas.openxmlformats.org/officeDocument/2006/customXml" ds:itemID="{5166F039-C721-44BD-A122-FBD7CF3E643D}">
   <ds:schemaRefs>
     <ds:schemaRef ds:uri="http://schemas.microsoft.com/office/2006/metadata/properties"/>
     <ds:schemaRef ds:uri="http://schemas.microsoft.com/office/infopath/2007/PartnerControls"/>
     <ds:schemaRef ds:uri="7e01348e-2713-4ab2-8fde-1d3349966a9a"/>
-  </ds:schemaRefs>
-</ds:datastoreItem>
-</file>
-
-<file path=customXml/itemProps2.xml><?xml version="1.0" encoding="utf-8"?>
-<ds:datastoreItem xmlns:ds="http://schemas.openxmlformats.org/officeDocument/2006/customXml" ds:itemID="{CC6582A4-9268-49EA-8942-AA726B4C5DBC}">
-  <ds:schemaRefs>
-    <ds:schemaRef ds:uri="http://schemas.microsoft.com/sharepoint/v3/contenttype/forms"/>
   </ds:schemaRefs>
 </ds:datastoreItem>
 </file>
